--- a/dist/gstack-tutorial-3_ZH.docx
+++ b/dist/gstack-tutorial-3_ZH.docx
@@ -111,7 +111,7 @@
           <w:color w:val="808080"/>
           <w:sz w:val="20"/>
         </w:rPr>
-        <w:t>李奕锟 教授</w:t>
+        <w:t>李贻昆教授</w:t>
       </w:r>
     </w:p>
     <w:p>
